--- a/Best Practices - Prompt Engineering.docx
+++ b/Best Practices - Prompt Engineering.docx
@@ -464,15 +464,7 @@
         </w:numPr>
       </w:pPr>
       <w:r>
-        <w:t xml:space="preserve">‘Give 2 options and recommend one with </w:t>
-      </w:r>
-      <w:proofErr w:type="spellStart"/>
-      <w:r>
-        <w:t>tradeoffs’</w:t>
-      </w:r>
-      <w:proofErr w:type="spellEnd"/>
-      <w:r>
-        <w:t xml:space="preserve"> </w:t>
+        <w:t xml:space="preserve">‘Give 2 options and recommend one with tradeoffs’ </w:t>
       </w:r>
     </w:p>
     <w:p>
@@ -524,18 +516,8 @@
           <w:numId w:val="9"/>
         </w:numPr>
       </w:pPr>
-      <w:proofErr w:type="spellStart"/>
-      <w:proofErr w:type="gramStart"/>
-      <w:r>
-        <w:t>no</w:t>
-      </w:r>
-      <w:proofErr w:type="spellEnd"/>
-      <w:r>
-        <w:t xml:space="preserve"> any</w:t>
-      </w:r>
-      <w:proofErr w:type="gramEnd"/>
-      <w:r>
-        <w:t xml:space="preserve"> in TypeScript </w:t>
+      <w:r>
+        <w:t xml:space="preserve">no any in TypeScript </w:t>
       </w:r>
     </w:p>
     <w:p>
@@ -621,15 +603,7 @@
     </w:p>
     <w:p>
       <w:r>
-        <w:t xml:space="preserve">Debug prompting is where Copilot becomes a real accelerator. But you </w:t>
-      </w:r>
-      <w:proofErr w:type="gramStart"/>
-      <w:r>
-        <w:t>have to</w:t>
-      </w:r>
-      <w:proofErr w:type="gramEnd"/>
-      <w:r>
-        <w:t xml:space="preserve"> give it </w:t>
+        <w:t xml:space="preserve">Debug prompting is where Copilot becomes a real accelerator. But you have to give it </w:t>
       </w:r>
       <w:r>
         <w:rPr>
@@ -920,31 +894,7 @@
     </w:p>
     <w:p>
       <w:r>
-        <w:t xml:space="preserve">Tell Copilot: Node version, TS strict mode, test runner. </w:t>
-      </w:r>
-      <w:proofErr w:type="gramStart"/>
-      <w:r>
-        <w:t>Otherwise</w:t>
-      </w:r>
-      <w:proofErr w:type="gramEnd"/>
-      <w:r>
-        <w:t xml:space="preserve"> it guesses Jest vs </w:t>
-      </w:r>
-      <w:proofErr w:type="spellStart"/>
-      <w:r>
-        <w:t>Vitest</w:t>
-      </w:r>
-      <w:proofErr w:type="spellEnd"/>
-      <w:r>
-        <w:t xml:space="preserve">, </w:t>
-      </w:r>
-      <w:proofErr w:type="spellStart"/>
-      <w:r>
-        <w:t>CommonJS</w:t>
-      </w:r>
-      <w:proofErr w:type="spellEnd"/>
-      <w:r>
-        <w:t xml:space="preserve"> vs ESM.</w:t>
+        <w:t>Tell Copilot: Node version, TS strict mode, test runner. Otherwise it guesses Jest vs Vitest, CommonJS vs ESM.</w:t>
       </w:r>
     </w:p>
     <w:p>
@@ -1011,6 +961,599 @@
         <w:t>review security implications</w:t>
       </w:r>
     </w:p>
+    <w:p>
+      <w:r>
+        <w:t>=============================================</w:t>
+      </w:r>
+    </w:p>
+    <w:p>
+      <w:pPr>
+        <w:rPr>
+          <w:b/>
+          <w:bCs/>
+        </w:rPr>
+      </w:pPr>
+      <w:r>
+        <w:rPr>
+          <w:b/>
+          <w:bCs/>
+        </w:rPr>
+        <w:t>Responsible Use Principles</w:t>
+      </w:r>
+    </w:p>
+    <w:p>
+      <w:pPr>
+        <w:rPr>
+          <w:b/>
+          <w:bCs/>
+        </w:rPr>
+      </w:pPr>
+      <w:r>
+        <w:rPr>
+          <w:b/>
+          <w:bCs/>
+        </w:rPr>
+        <w:t>1. Do not paste sensitive data into prompts</w:t>
+      </w:r>
+    </w:p>
+    <w:p>
+      <w:r>
+        <w:t>Avoid entering:</w:t>
+      </w:r>
+    </w:p>
+    <w:p>
+      <w:pPr>
+        <w:numPr>
+          <w:ilvl w:val="0"/>
+          <w:numId w:val="30"/>
+        </w:numPr>
+      </w:pPr>
+      <w:r>
+        <w:t xml:space="preserve">Passwords. </w:t>
+      </w:r>
+    </w:p>
+    <w:p>
+      <w:pPr>
+        <w:numPr>
+          <w:ilvl w:val="0"/>
+          <w:numId w:val="30"/>
+        </w:numPr>
+      </w:pPr>
+      <w:r>
+        <w:t xml:space="preserve">API keys. </w:t>
+      </w:r>
+    </w:p>
+    <w:p>
+      <w:pPr>
+        <w:numPr>
+          <w:ilvl w:val="0"/>
+          <w:numId w:val="30"/>
+        </w:numPr>
+      </w:pPr>
+      <w:r>
+        <w:t xml:space="preserve">Access tokens. </w:t>
+      </w:r>
+    </w:p>
+    <w:p>
+      <w:pPr>
+        <w:numPr>
+          <w:ilvl w:val="0"/>
+          <w:numId w:val="30"/>
+        </w:numPr>
+      </w:pPr>
+      <w:r>
+        <w:t xml:space="preserve">Customer data. </w:t>
+      </w:r>
+    </w:p>
+    <w:p>
+      <w:pPr>
+        <w:numPr>
+          <w:ilvl w:val="0"/>
+          <w:numId w:val="30"/>
+        </w:numPr>
+      </w:pPr>
+      <w:r>
+        <w:t xml:space="preserve">Proprietary business rules unless approved. </w:t>
+      </w:r>
+    </w:p>
+    <w:p>
+      <w:pPr>
+        <w:numPr>
+          <w:ilvl w:val="0"/>
+          <w:numId w:val="30"/>
+        </w:numPr>
+      </w:pPr>
+      <w:r>
+        <w:t xml:space="preserve">Production incident details with sensitive identifiers. </w:t>
+      </w:r>
+    </w:p>
+    <w:p>
+      <w:pPr>
+        <w:rPr>
+          <w:b/>
+          <w:bCs/>
+        </w:rPr>
+      </w:pPr>
+    </w:p>
+    <w:p>
+      <w:pPr>
+        <w:rPr>
+          <w:b/>
+          <w:bCs/>
+        </w:rPr>
+      </w:pPr>
+      <w:r>
+        <w:rPr>
+          <w:b/>
+          <w:bCs/>
+        </w:rPr>
+        <w:t>Avoid:</w:t>
+      </w:r>
+    </w:p>
+    <w:p>
+      <w:r>
+        <w:t>Here is our real production JWT secret. Can you debug this login issue?</w:t>
+      </w:r>
+    </w:p>
+    <w:p>
+      <w:pPr>
+        <w:rPr>
+          <w:b/>
+          <w:bCs/>
+        </w:rPr>
+      </w:pPr>
+    </w:p>
+    <w:p>
+      <w:pPr>
+        <w:rPr>
+          <w:b/>
+          <w:bCs/>
+        </w:rPr>
+      </w:pPr>
+      <w:r>
+        <w:rPr>
+          <w:b/>
+          <w:bCs/>
+        </w:rPr>
+        <w:lastRenderedPageBreak/>
+        <w:t>Better prompt:</w:t>
+      </w:r>
+    </w:p>
+    <w:p>
+      <w:r>
+        <w:t>Review this authentication flow for security weaknesses.</w:t>
+      </w:r>
+      <w:r>
+        <w:br/>
+        <w:t>Assume token values are stored securely in environment variables.</w:t>
+      </w:r>
+    </w:p>
+    <w:p>
+      <w:pPr>
+        <w:rPr>
+          <w:b/>
+          <w:bCs/>
+        </w:rPr>
+      </w:pPr>
+      <w:r>
+        <w:rPr>
+          <w:b/>
+          <w:bCs/>
+        </w:rPr>
+        <w:t>2. Always review generated code</w:t>
+      </w:r>
+    </w:p>
+    <w:p>
+      <w:r>
+        <w:t>Copilot output must be checked for:</w:t>
+      </w:r>
+    </w:p>
+    <w:p>
+      <w:pPr>
+        <w:numPr>
+          <w:ilvl w:val="0"/>
+          <w:numId w:val="31"/>
+        </w:numPr>
+      </w:pPr>
+      <w:r>
+        <w:t xml:space="preserve">Correctness. </w:t>
+      </w:r>
+    </w:p>
+    <w:p>
+      <w:pPr>
+        <w:numPr>
+          <w:ilvl w:val="0"/>
+          <w:numId w:val="31"/>
+        </w:numPr>
+      </w:pPr>
+      <w:r>
+        <w:t xml:space="preserve">Security. </w:t>
+      </w:r>
+    </w:p>
+    <w:p>
+      <w:pPr>
+        <w:numPr>
+          <w:ilvl w:val="0"/>
+          <w:numId w:val="31"/>
+        </w:numPr>
+      </w:pPr>
+      <w:r>
+        <w:t xml:space="preserve">Performance. </w:t>
+      </w:r>
+    </w:p>
+    <w:p>
+      <w:pPr>
+        <w:numPr>
+          <w:ilvl w:val="0"/>
+          <w:numId w:val="31"/>
+        </w:numPr>
+      </w:pPr>
+      <w:r>
+        <w:t xml:space="preserve">Licensing concerns. </w:t>
+      </w:r>
+    </w:p>
+    <w:p>
+      <w:pPr>
+        <w:numPr>
+          <w:ilvl w:val="0"/>
+          <w:numId w:val="31"/>
+        </w:numPr>
+      </w:pPr>
+      <w:r>
+        <w:t xml:space="preserve">Business-rule alignment. </w:t>
+      </w:r>
+    </w:p>
+    <w:p>
+      <w:pPr>
+        <w:numPr>
+          <w:ilvl w:val="0"/>
+          <w:numId w:val="31"/>
+        </w:numPr>
+      </w:pPr>
+      <w:r>
+        <w:t xml:space="preserve">Test coverage. </w:t>
+      </w:r>
+    </w:p>
+    <w:p>
+      <w:pPr>
+        <w:numPr>
+          <w:ilvl w:val="0"/>
+          <w:numId w:val="31"/>
+        </w:numPr>
+      </w:pPr>
+      <w:r>
+        <w:t xml:space="preserve">Maintainability. </w:t>
+      </w:r>
+    </w:p>
+    <w:p>
+      <w:pPr>
+        <w:rPr>
+          <w:b/>
+          <w:bCs/>
+        </w:rPr>
+      </w:pPr>
+      <w:r>
+        <w:rPr>
+          <w:b/>
+          <w:bCs/>
+        </w:rPr>
+        <w:t>3. Use tests as a safety net</w:t>
+      </w:r>
+    </w:p>
+    <w:p>
+      <w:r>
+        <w:t>Ask Copilot:</w:t>
+      </w:r>
+    </w:p>
+    <w:p>
+      <w:r>
+        <w:t>Generate unit tests for this function using Vitest.</w:t>
+      </w:r>
+      <w:r>
+        <w:br/>
+        <w:t>Include normal cases, edge cases, and invalid inputs.</w:t>
+      </w:r>
+    </w:p>
+    <w:p>
+      <w:pPr>
+        <w:rPr>
+          <w:b/>
+          <w:bCs/>
+        </w:rPr>
+      </w:pPr>
+      <w:r>
+        <w:rPr>
+          <w:b/>
+          <w:bCs/>
+        </w:rPr>
+        <w:t>4. Be transparent in team workflows</w:t>
+      </w:r>
+    </w:p>
+    <w:p>
+      <w:r>
+        <w:t>For enterprise teams, it is often useful to document AI assistance in PRs.</w:t>
+      </w:r>
+    </w:p>
+    <w:p>
+      <w:r>
+        <w:t>Example:</w:t>
+      </w:r>
+    </w:p>
+    <w:p>
+      <w:pPr>
+        <w:rPr>
+          <w:b/>
+          <w:bCs/>
+        </w:rPr>
+      </w:pPr>
+      <w:r>
+        <w:t>## AI Assistance Disclosure</w:t>
+      </w:r>
+      <w:r>
+        <w:br/>
+        <w:t>GitHub Copilot was used to:</w:t>
+      </w:r>
+      <w:r>
+        <w:br/>
+        <w:t>- Generate the initial implementation</w:t>
+      </w:r>
+      <w:r>
+        <w:br/>
+        <w:t>- Suggest validation logic</w:t>
+      </w:r>
+      <w:r>
+        <w:br/>
+        <w:t>- Draft unit tests</w:t>
+      </w:r>
+      <w:r>
+        <w:br/>
+      </w:r>
+      <w:r>
+        <w:br/>
+      </w:r>
+      <w:r>
+        <w:rPr>
+          <w:b/>
+          <w:bCs/>
+        </w:rPr>
+        <w:t>5. Use organization and repository guidance</w:t>
+      </w:r>
+    </w:p>
+    <w:p>
+      <w:r>
+        <w:t>Team productivity improves when Copilot has access to consistent standards through:</w:t>
+      </w:r>
+    </w:p>
+    <w:p>
+      <w:pPr>
+        <w:numPr>
+          <w:ilvl w:val="0"/>
+          <w:numId w:val="32"/>
+        </w:numPr>
+      </w:pPr>
+      <w:r>
+        <w:t xml:space="preserve">Repository custom instructions. </w:t>
+      </w:r>
+    </w:p>
+    <w:p>
+      <w:pPr>
+        <w:numPr>
+          <w:ilvl w:val="0"/>
+          <w:numId w:val="32"/>
+        </w:numPr>
+      </w:pPr>
+      <w:r>
+        <w:t xml:space="preserve">Coding conventions. </w:t>
+      </w:r>
+    </w:p>
+    <w:p>
+      <w:pPr>
+        <w:numPr>
+          <w:ilvl w:val="0"/>
+          <w:numId w:val="32"/>
+        </w:numPr>
+      </w:pPr>
+      <w:r>
+        <w:t xml:space="preserve">Pull request templates. </w:t>
+      </w:r>
+    </w:p>
+    <w:p>
+      <w:pPr>
+        <w:numPr>
+          <w:ilvl w:val="0"/>
+          <w:numId w:val="32"/>
+        </w:numPr>
+      </w:pPr>
+      <w:r>
+        <w:t xml:space="preserve">Testing guidelines. </w:t>
+      </w:r>
+    </w:p>
+    <w:p>
+      <w:pPr>
+        <w:numPr>
+          <w:ilvl w:val="0"/>
+          <w:numId w:val="32"/>
+        </w:numPr>
+      </w:pPr>
+      <w:r>
+        <w:t xml:space="preserve">Security rules. </w:t>
+      </w:r>
+    </w:p>
+    <w:p>
+      <w:pPr>
+        <w:numPr>
+          <w:ilvl w:val="0"/>
+          <w:numId w:val="32"/>
+        </w:numPr>
+      </w:pPr>
+      <w:r>
+        <w:t xml:space="preserve">Architecture decision records. </w:t>
+      </w:r>
+    </w:p>
+    <w:p>
+      <w:pPr>
+        <w:numPr>
+          <w:ilvl w:val="0"/>
+          <w:numId w:val="32"/>
+        </w:numPr>
+      </w:pPr>
+      <w:r>
+        <w:t xml:space="preserve">Shared prompt patterns. </w:t>
+      </w:r>
+    </w:p>
+    <w:p>
+      <w:pPr>
+        <w:rPr>
+          <w:b/>
+          <w:bCs/>
+        </w:rPr>
+      </w:pPr>
+      <w:r>
+        <w:rPr>
+          <w:b/>
+          <w:bCs/>
+        </w:rPr>
+        <w:lastRenderedPageBreak/>
+        <w:t>6. Team Prompt Patterns</w:t>
+      </w:r>
+    </w:p>
+    <w:p>
+      <w:pPr>
+        <w:rPr>
+          <w:b/>
+          <w:bCs/>
+        </w:rPr>
+      </w:pPr>
+      <w:r>
+        <w:rPr>
+          <w:b/>
+          <w:bCs/>
+        </w:rPr>
+        <w:t>For Pair Programming</w:t>
+      </w:r>
+    </w:p>
+    <w:p>
+      <w:r>
+        <w:t>Act as a pair programmer.</w:t>
+      </w:r>
+      <w:r>
+        <w:br/>
+        <w:t>Help me implement this function step by step.</w:t>
+      </w:r>
+      <w:r>
+        <w:br/>
+        <w:t>Ask clarifying questions if the requirement is ambiguous.</w:t>
+      </w:r>
+      <w:r>
+        <w:br/>
+        <w:t>Use JavaScript and keep the code beginner-friendly.</w:t>
+      </w:r>
+    </w:p>
+    <w:p>
+      <w:pPr>
+        <w:rPr>
+          <w:b/>
+          <w:bCs/>
+        </w:rPr>
+      </w:pPr>
+      <w:r>
+        <w:rPr>
+          <w:b/>
+          <w:bCs/>
+        </w:rPr>
+        <w:t>For Refactoring</w:t>
+      </w:r>
+    </w:p>
+    <w:p>
+      <w:r>
+        <w:t>Refactor this code for readability and maintainability.</w:t>
+      </w:r>
+      <w:r>
+        <w:br/>
+        <w:t>Do not change the external behavior.</w:t>
+      </w:r>
+      <w:r>
+        <w:br/>
+        <w:t>Explain each change briefly.</w:t>
+      </w:r>
+    </w:p>
+    <w:p>
+      <w:pPr>
+        <w:rPr>
+          <w:b/>
+          <w:bCs/>
+        </w:rPr>
+      </w:pPr>
+      <w:r>
+        <w:rPr>
+          <w:b/>
+          <w:bCs/>
+        </w:rPr>
+        <w:t>For Code Review</w:t>
+      </w:r>
+    </w:p>
+    <w:p>
+      <w:r>
+        <w:t>Review this code as a senior JavaScript developer.</w:t>
+      </w:r>
+      <w:r>
+        <w:br/>
+        <w:t>Focus on bugs, edge cases, security concerns, and missing tests.</w:t>
+      </w:r>
+      <w:r>
+        <w:br/>
+        <w:t>Return your feedback as PR review comments.</w:t>
+      </w:r>
+    </w:p>
+    <w:p>
+      <w:pPr>
+        <w:rPr>
+          <w:b/>
+          <w:bCs/>
+        </w:rPr>
+      </w:pPr>
+      <w:r>
+        <w:rPr>
+          <w:b/>
+          <w:bCs/>
+        </w:rPr>
+        <w:t>For Large Codebase Consistency</w:t>
+      </w:r>
+    </w:p>
+    <w:p>
+      <w:r>
+        <w:t>Update this code to match the existing project patterns.</w:t>
+      </w:r>
+      <w:r>
+        <w:br/>
+        <w:t>Follow the repository instructions, naming conventions, error-handling style, and testing framework.</w:t>
+      </w:r>
+    </w:p>
+    <w:p>
+      <w:pPr>
+        <w:rPr>
+          <w:b/>
+          <w:bCs/>
+        </w:rPr>
+      </w:pPr>
+      <w:r>
+        <w:rPr>
+          <w:b/>
+          <w:bCs/>
+        </w:rPr>
+        <w:t>For Pull Request Description</w:t>
+      </w:r>
+    </w:p>
+    <w:p>
+      <w:r>
+        <w:t>Generate a pull request description for these changes.</w:t>
+      </w:r>
+      <w:r>
+        <w:br/>
+        <w:t>Include summary, files changed, testing performed, risks, and rollback plan.</w:t>
+      </w:r>
+    </w:p>
+    <w:p/>
     <w:sectPr>
       <w:pgSz w:w="11906" w:h="16838"/>
       <w:pgMar w:top="1440" w:right="1440" w:bottom="1440" w:left="1440" w:header="708" w:footer="708" w:gutter="0"/>
@@ -2776,6 +3319,155 @@
     </w:lvl>
   </w:abstractNum>
   <w:abstractNum w:abstractNumId="12" w15:restartNumberingAfterBreak="0">
+    <w:nsid w:val="2C7F347A"/>
+    <w:multiLevelType w:val="multilevel"/>
+    <w:tmpl w:val="E84EAED2"/>
+    <w:lvl w:ilvl="0">
+      <w:start w:val="1"/>
+      <w:numFmt w:val="bullet"/>
+      <w:lvlText w:val=""/>
+      <w:lvlJc w:val="left"/>
+      <w:pPr>
+        <w:tabs>
+          <w:tab w:val="num" w:pos="720"/>
+        </w:tabs>
+        <w:ind w:left="720" w:hanging="360"/>
+      </w:pPr>
+      <w:rPr>
+        <w:rFonts w:ascii="Symbol" w:hAnsi="Symbol" w:hint="default"/>
+        <w:sz w:val="20"/>
+      </w:rPr>
+    </w:lvl>
+    <w:lvl w:ilvl="1" w:tentative="1">
+      <w:start w:val="1"/>
+      <w:numFmt w:val="bullet"/>
+      <w:lvlText w:val="o"/>
+      <w:lvlJc w:val="left"/>
+      <w:pPr>
+        <w:tabs>
+          <w:tab w:val="num" w:pos="1440"/>
+        </w:tabs>
+        <w:ind w:left="1440" w:hanging="360"/>
+      </w:pPr>
+      <w:rPr>
+        <w:rFonts w:ascii="Courier New" w:hAnsi="Courier New" w:hint="default"/>
+        <w:sz w:val="20"/>
+      </w:rPr>
+    </w:lvl>
+    <w:lvl w:ilvl="2" w:tentative="1">
+      <w:start w:val="1"/>
+      <w:numFmt w:val="bullet"/>
+      <w:lvlText w:val=""/>
+      <w:lvlJc w:val="left"/>
+      <w:pPr>
+        <w:tabs>
+          <w:tab w:val="num" w:pos="2160"/>
+        </w:tabs>
+        <w:ind w:left="2160" w:hanging="360"/>
+      </w:pPr>
+      <w:rPr>
+        <w:rFonts w:ascii="Wingdings" w:hAnsi="Wingdings" w:hint="default"/>
+        <w:sz w:val="20"/>
+      </w:rPr>
+    </w:lvl>
+    <w:lvl w:ilvl="3" w:tentative="1">
+      <w:start w:val="1"/>
+      <w:numFmt w:val="bullet"/>
+      <w:lvlText w:val=""/>
+      <w:lvlJc w:val="left"/>
+      <w:pPr>
+        <w:tabs>
+          <w:tab w:val="num" w:pos="2880"/>
+        </w:tabs>
+        <w:ind w:left="2880" w:hanging="360"/>
+      </w:pPr>
+      <w:rPr>
+        <w:rFonts w:ascii="Wingdings" w:hAnsi="Wingdings" w:hint="default"/>
+        <w:sz w:val="20"/>
+      </w:rPr>
+    </w:lvl>
+    <w:lvl w:ilvl="4" w:tentative="1">
+      <w:start w:val="1"/>
+      <w:numFmt w:val="bullet"/>
+      <w:lvlText w:val=""/>
+      <w:lvlJc w:val="left"/>
+      <w:pPr>
+        <w:tabs>
+          <w:tab w:val="num" w:pos="3600"/>
+        </w:tabs>
+        <w:ind w:left="3600" w:hanging="360"/>
+      </w:pPr>
+      <w:rPr>
+        <w:rFonts w:ascii="Wingdings" w:hAnsi="Wingdings" w:hint="default"/>
+        <w:sz w:val="20"/>
+      </w:rPr>
+    </w:lvl>
+    <w:lvl w:ilvl="5" w:tentative="1">
+      <w:start w:val="1"/>
+      <w:numFmt w:val="bullet"/>
+      <w:lvlText w:val=""/>
+      <w:lvlJc w:val="left"/>
+      <w:pPr>
+        <w:tabs>
+          <w:tab w:val="num" w:pos="4320"/>
+        </w:tabs>
+        <w:ind w:left="4320" w:hanging="360"/>
+      </w:pPr>
+      <w:rPr>
+        <w:rFonts w:ascii="Wingdings" w:hAnsi="Wingdings" w:hint="default"/>
+        <w:sz w:val="20"/>
+      </w:rPr>
+    </w:lvl>
+    <w:lvl w:ilvl="6" w:tentative="1">
+      <w:start w:val="1"/>
+      <w:numFmt w:val="bullet"/>
+      <w:lvlText w:val=""/>
+      <w:lvlJc w:val="left"/>
+      <w:pPr>
+        <w:tabs>
+          <w:tab w:val="num" w:pos="5040"/>
+        </w:tabs>
+        <w:ind w:left="5040" w:hanging="360"/>
+      </w:pPr>
+      <w:rPr>
+        <w:rFonts w:ascii="Wingdings" w:hAnsi="Wingdings" w:hint="default"/>
+        <w:sz w:val="20"/>
+      </w:rPr>
+    </w:lvl>
+    <w:lvl w:ilvl="7" w:tentative="1">
+      <w:start w:val="1"/>
+      <w:numFmt w:val="bullet"/>
+      <w:lvlText w:val=""/>
+      <w:lvlJc w:val="left"/>
+      <w:pPr>
+        <w:tabs>
+          <w:tab w:val="num" w:pos="5760"/>
+        </w:tabs>
+        <w:ind w:left="5760" w:hanging="360"/>
+      </w:pPr>
+      <w:rPr>
+        <w:rFonts w:ascii="Wingdings" w:hAnsi="Wingdings" w:hint="default"/>
+        <w:sz w:val="20"/>
+      </w:rPr>
+    </w:lvl>
+    <w:lvl w:ilvl="8" w:tentative="1">
+      <w:start w:val="1"/>
+      <w:numFmt w:val="bullet"/>
+      <w:lvlText w:val=""/>
+      <w:lvlJc w:val="left"/>
+      <w:pPr>
+        <w:tabs>
+          <w:tab w:val="num" w:pos="6480"/>
+        </w:tabs>
+        <w:ind w:left="6480" w:hanging="360"/>
+      </w:pPr>
+      <w:rPr>
+        <w:rFonts w:ascii="Wingdings" w:hAnsi="Wingdings" w:hint="default"/>
+        <w:sz w:val="20"/>
+      </w:rPr>
+    </w:lvl>
+  </w:abstractNum>
+  <w:abstractNum w:abstractNumId="13" w15:restartNumberingAfterBreak="0">
     <w:nsid w:val="32BA3CA4"/>
     <w:multiLevelType w:val="multilevel"/>
     <w:tmpl w:val="1AF0D870"/>
@@ -2888,7 +3580,7 @@
       </w:pPr>
     </w:lvl>
   </w:abstractNum>
-  <w:abstractNum w:abstractNumId="13" w15:restartNumberingAfterBreak="0">
+  <w:abstractNum w:abstractNumId="14" w15:restartNumberingAfterBreak="0">
     <w:nsid w:val="344A298B"/>
     <w:multiLevelType w:val="multilevel"/>
     <w:tmpl w:val="E3B8904E"/>
@@ -3037,7 +3729,7 @@
       </w:rPr>
     </w:lvl>
   </w:abstractNum>
-  <w:abstractNum w:abstractNumId="14" w15:restartNumberingAfterBreak="0">
+  <w:abstractNum w:abstractNumId="15" w15:restartNumberingAfterBreak="0">
     <w:nsid w:val="351B1547"/>
     <w:multiLevelType w:val="multilevel"/>
     <w:tmpl w:val="DB32B424"/>
@@ -3186,7 +3878,7 @@
       </w:rPr>
     </w:lvl>
   </w:abstractNum>
-  <w:abstractNum w:abstractNumId="15" w15:restartNumberingAfterBreak="0">
+  <w:abstractNum w:abstractNumId="16" w15:restartNumberingAfterBreak="0">
     <w:nsid w:val="3FA85839"/>
     <w:multiLevelType w:val="multilevel"/>
     <w:tmpl w:val="77E61AB8"/>
@@ -3335,7 +4027,7 @@
       </w:rPr>
     </w:lvl>
   </w:abstractNum>
-  <w:abstractNum w:abstractNumId="16" w15:restartNumberingAfterBreak="0">
+  <w:abstractNum w:abstractNumId="17" w15:restartNumberingAfterBreak="0">
     <w:nsid w:val="40A13368"/>
     <w:multiLevelType w:val="multilevel"/>
     <w:tmpl w:val="C90094B6"/>
@@ -3448,7 +4140,7 @@
       </w:pPr>
     </w:lvl>
   </w:abstractNum>
-  <w:abstractNum w:abstractNumId="17" w15:restartNumberingAfterBreak="0">
+  <w:abstractNum w:abstractNumId="18" w15:restartNumberingAfterBreak="0">
     <w:nsid w:val="435440EB"/>
     <w:multiLevelType w:val="multilevel"/>
     <w:tmpl w:val="61A6B61A"/>
@@ -3597,7 +4289,156 @@
       </w:rPr>
     </w:lvl>
   </w:abstractNum>
-  <w:abstractNum w:abstractNumId="18" w15:restartNumberingAfterBreak="0">
+  <w:abstractNum w:abstractNumId="19" w15:restartNumberingAfterBreak="0">
+    <w:nsid w:val="471A069E"/>
+    <w:multiLevelType w:val="multilevel"/>
+    <w:tmpl w:val="F4EA5416"/>
+    <w:lvl w:ilvl="0">
+      <w:start w:val="1"/>
+      <w:numFmt w:val="bullet"/>
+      <w:lvlText w:val=""/>
+      <w:lvlJc w:val="left"/>
+      <w:pPr>
+        <w:tabs>
+          <w:tab w:val="num" w:pos="720"/>
+        </w:tabs>
+        <w:ind w:left="720" w:hanging="360"/>
+      </w:pPr>
+      <w:rPr>
+        <w:rFonts w:ascii="Symbol" w:hAnsi="Symbol" w:hint="default"/>
+        <w:sz w:val="20"/>
+      </w:rPr>
+    </w:lvl>
+    <w:lvl w:ilvl="1" w:tentative="1">
+      <w:start w:val="1"/>
+      <w:numFmt w:val="bullet"/>
+      <w:lvlText w:val="o"/>
+      <w:lvlJc w:val="left"/>
+      <w:pPr>
+        <w:tabs>
+          <w:tab w:val="num" w:pos="1440"/>
+        </w:tabs>
+        <w:ind w:left="1440" w:hanging="360"/>
+      </w:pPr>
+      <w:rPr>
+        <w:rFonts w:ascii="Courier New" w:hAnsi="Courier New" w:hint="default"/>
+        <w:sz w:val="20"/>
+      </w:rPr>
+    </w:lvl>
+    <w:lvl w:ilvl="2" w:tentative="1">
+      <w:start w:val="1"/>
+      <w:numFmt w:val="bullet"/>
+      <w:lvlText w:val=""/>
+      <w:lvlJc w:val="left"/>
+      <w:pPr>
+        <w:tabs>
+          <w:tab w:val="num" w:pos="2160"/>
+        </w:tabs>
+        <w:ind w:left="2160" w:hanging="360"/>
+      </w:pPr>
+      <w:rPr>
+        <w:rFonts w:ascii="Wingdings" w:hAnsi="Wingdings" w:hint="default"/>
+        <w:sz w:val="20"/>
+      </w:rPr>
+    </w:lvl>
+    <w:lvl w:ilvl="3" w:tentative="1">
+      <w:start w:val="1"/>
+      <w:numFmt w:val="bullet"/>
+      <w:lvlText w:val=""/>
+      <w:lvlJc w:val="left"/>
+      <w:pPr>
+        <w:tabs>
+          <w:tab w:val="num" w:pos="2880"/>
+        </w:tabs>
+        <w:ind w:left="2880" w:hanging="360"/>
+      </w:pPr>
+      <w:rPr>
+        <w:rFonts w:ascii="Wingdings" w:hAnsi="Wingdings" w:hint="default"/>
+        <w:sz w:val="20"/>
+      </w:rPr>
+    </w:lvl>
+    <w:lvl w:ilvl="4" w:tentative="1">
+      <w:start w:val="1"/>
+      <w:numFmt w:val="bullet"/>
+      <w:lvlText w:val=""/>
+      <w:lvlJc w:val="left"/>
+      <w:pPr>
+        <w:tabs>
+          <w:tab w:val="num" w:pos="3600"/>
+        </w:tabs>
+        <w:ind w:left="3600" w:hanging="360"/>
+      </w:pPr>
+      <w:rPr>
+        <w:rFonts w:ascii="Wingdings" w:hAnsi="Wingdings" w:hint="default"/>
+        <w:sz w:val="20"/>
+      </w:rPr>
+    </w:lvl>
+    <w:lvl w:ilvl="5" w:tentative="1">
+      <w:start w:val="1"/>
+      <w:numFmt w:val="bullet"/>
+      <w:lvlText w:val=""/>
+      <w:lvlJc w:val="left"/>
+      <w:pPr>
+        <w:tabs>
+          <w:tab w:val="num" w:pos="4320"/>
+        </w:tabs>
+        <w:ind w:left="4320" w:hanging="360"/>
+      </w:pPr>
+      <w:rPr>
+        <w:rFonts w:ascii="Wingdings" w:hAnsi="Wingdings" w:hint="default"/>
+        <w:sz w:val="20"/>
+      </w:rPr>
+    </w:lvl>
+    <w:lvl w:ilvl="6" w:tentative="1">
+      <w:start w:val="1"/>
+      <w:numFmt w:val="bullet"/>
+      <w:lvlText w:val=""/>
+      <w:lvlJc w:val="left"/>
+      <w:pPr>
+        <w:tabs>
+          <w:tab w:val="num" w:pos="5040"/>
+        </w:tabs>
+        <w:ind w:left="5040" w:hanging="360"/>
+      </w:pPr>
+      <w:rPr>
+        <w:rFonts w:ascii="Wingdings" w:hAnsi="Wingdings" w:hint="default"/>
+        <w:sz w:val="20"/>
+      </w:rPr>
+    </w:lvl>
+    <w:lvl w:ilvl="7" w:tentative="1">
+      <w:start w:val="1"/>
+      <w:numFmt w:val="bullet"/>
+      <w:lvlText w:val=""/>
+      <w:lvlJc w:val="left"/>
+      <w:pPr>
+        <w:tabs>
+          <w:tab w:val="num" w:pos="5760"/>
+        </w:tabs>
+        <w:ind w:left="5760" w:hanging="360"/>
+      </w:pPr>
+      <w:rPr>
+        <w:rFonts w:ascii="Wingdings" w:hAnsi="Wingdings" w:hint="default"/>
+        <w:sz w:val="20"/>
+      </w:rPr>
+    </w:lvl>
+    <w:lvl w:ilvl="8" w:tentative="1">
+      <w:start w:val="1"/>
+      <w:numFmt w:val="bullet"/>
+      <w:lvlText w:val=""/>
+      <w:lvlJc w:val="left"/>
+      <w:pPr>
+        <w:tabs>
+          <w:tab w:val="num" w:pos="6480"/>
+        </w:tabs>
+        <w:ind w:left="6480" w:hanging="360"/>
+      </w:pPr>
+      <w:rPr>
+        <w:rFonts w:ascii="Wingdings" w:hAnsi="Wingdings" w:hint="default"/>
+        <w:sz w:val="20"/>
+      </w:rPr>
+    </w:lvl>
+  </w:abstractNum>
+  <w:abstractNum w:abstractNumId="20" w15:restartNumberingAfterBreak="0">
     <w:nsid w:val="4D987686"/>
     <w:multiLevelType w:val="multilevel"/>
     <w:tmpl w:val="8BDAA86C"/>
@@ -3746,7 +4587,7 @@
       </w:rPr>
     </w:lvl>
   </w:abstractNum>
-  <w:abstractNum w:abstractNumId="19" w15:restartNumberingAfterBreak="0">
+  <w:abstractNum w:abstractNumId="21" w15:restartNumberingAfterBreak="0">
     <w:nsid w:val="517D7AC1"/>
     <w:multiLevelType w:val="multilevel"/>
     <w:tmpl w:val="26E46A88"/>
@@ -3859,7 +4700,156 @@
       </w:pPr>
     </w:lvl>
   </w:abstractNum>
-  <w:abstractNum w:abstractNumId="20" w15:restartNumberingAfterBreak="0">
+  <w:abstractNum w:abstractNumId="22" w15:restartNumberingAfterBreak="0">
+    <w:nsid w:val="555740BE"/>
+    <w:multiLevelType w:val="multilevel"/>
+    <w:tmpl w:val="EC5638FA"/>
+    <w:lvl w:ilvl="0">
+      <w:start w:val="1"/>
+      <w:numFmt w:val="bullet"/>
+      <w:lvlText w:val=""/>
+      <w:lvlJc w:val="left"/>
+      <w:pPr>
+        <w:tabs>
+          <w:tab w:val="num" w:pos="720"/>
+        </w:tabs>
+        <w:ind w:left="720" w:hanging="360"/>
+      </w:pPr>
+      <w:rPr>
+        <w:rFonts w:ascii="Symbol" w:hAnsi="Symbol" w:hint="default"/>
+        <w:sz w:val="20"/>
+      </w:rPr>
+    </w:lvl>
+    <w:lvl w:ilvl="1" w:tentative="1">
+      <w:start w:val="1"/>
+      <w:numFmt w:val="bullet"/>
+      <w:lvlText w:val="o"/>
+      <w:lvlJc w:val="left"/>
+      <w:pPr>
+        <w:tabs>
+          <w:tab w:val="num" w:pos="1440"/>
+        </w:tabs>
+        <w:ind w:left="1440" w:hanging="360"/>
+      </w:pPr>
+      <w:rPr>
+        <w:rFonts w:ascii="Courier New" w:hAnsi="Courier New" w:hint="default"/>
+        <w:sz w:val="20"/>
+      </w:rPr>
+    </w:lvl>
+    <w:lvl w:ilvl="2" w:tentative="1">
+      <w:start w:val="1"/>
+      <w:numFmt w:val="bullet"/>
+      <w:lvlText w:val=""/>
+      <w:lvlJc w:val="left"/>
+      <w:pPr>
+        <w:tabs>
+          <w:tab w:val="num" w:pos="2160"/>
+        </w:tabs>
+        <w:ind w:left="2160" w:hanging="360"/>
+      </w:pPr>
+      <w:rPr>
+        <w:rFonts w:ascii="Wingdings" w:hAnsi="Wingdings" w:hint="default"/>
+        <w:sz w:val="20"/>
+      </w:rPr>
+    </w:lvl>
+    <w:lvl w:ilvl="3" w:tentative="1">
+      <w:start w:val="1"/>
+      <w:numFmt w:val="bullet"/>
+      <w:lvlText w:val=""/>
+      <w:lvlJc w:val="left"/>
+      <w:pPr>
+        <w:tabs>
+          <w:tab w:val="num" w:pos="2880"/>
+        </w:tabs>
+        <w:ind w:left="2880" w:hanging="360"/>
+      </w:pPr>
+      <w:rPr>
+        <w:rFonts w:ascii="Wingdings" w:hAnsi="Wingdings" w:hint="default"/>
+        <w:sz w:val="20"/>
+      </w:rPr>
+    </w:lvl>
+    <w:lvl w:ilvl="4" w:tentative="1">
+      <w:start w:val="1"/>
+      <w:numFmt w:val="bullet"/>
+      <w:lvlText w:val=""/>
+      <w:lvlJc w:val="left"/>
+      <w:pPr>
+        <w:tabs>
+          <w:tab w:val="num" w:pos="3600"/>
+        </w:tabs>
+        <w:ind w:left="3600" w:hanging="360"/>
+      </w:pPr>
+      <w:rPr>
+        <w:rFonts w:ascii="Wingdings" w:hAnsi="Wingdings" w:hint="default"/>
+        <w:sz w:val="20"/>
+      </w:rPr>
+    </w:lvl>
+    <w:lvl w:ilvl="5" w:tentative="1">
+      <w:start w:val="1"/>
+      <w:numFmt w:val="bullet"/>
+      <w:lvlText w:val=""/>
+      <w:lvlJc w:val="left"/>
+      <w:pPr>
+        <w:tabs>
+          <w:tab w:val="num" w:pos="4320"/>
+        </w:tabs>
+        <w:ind w:left="4320" w:hanging="360"/>
+      </w:pPr>
+      <w:rPr>
+        <w:rFonts w:ascii="Wingdings" w:hAnsi="Wingdings" w:hint="default"/>
+        <w:sz w:val="20"/>
+      </w:rPr>
+    </w:lvl>
+    <w:lvl w:ilvl="6" w:tentative="1">
+      <w:start w:val="1"/>
+      <w:numFmt w:val="bullet"/>
+      <w:lvlText w:val=""/>
+      <w:lvlJc w:val="left"/>
+      <w:pPr>
+        <w:tabs>
+          <w:tab w:val="num" w:pos="5040"/>
+        </w:tabs>
+        <w:ind w:left="5040" w:hanging="360"/>
+      </w:pPr>
+      <w:rPr>
+        <w:rFonts w:ascii="Wingdings" w:hAnsi="Wingdings" w:hint="default"/>
+        <w:sz w:val="20"/>
+      </w:rPr>
+    </w:lvl>
+    <w:lvl w:ilvl="7" w:tentative="1">
+      <w:start w:val="1"/>
+      <w:numFmt w:val="bullet"/>
+      <w:lvlText w:val=""/>
+      <w:lvlJc w:val="left"/>
+      <w:pPr>
+        <w:tabs>
+          <w:tab w:val="num" w:pos="5760"/>
+        </w:tabs>
+        <w:ind w:left="5760" w:hanging="360"/>
+      </w:pPr>
+      <w:rPr>
+        <w:rFonts w:ascii="Wingdings" w:hAnsi="Wingdings" w:hint="default"/>
+        <w:sz w:val="20"/>
+      </w:rPr>
+    </w:lvl>
+    <w:lvl w:ilvl="8" w:tentative="1">
+      <w:start w:val="1"/>
+      <w:numFmt w:val="bullet"/>
+      <w:lvlText w:val=""/>
+      <w:lvlJc w:val="left"/>
+      <w:pPr>
+        <w:tabs>
+          <w:tab w:val="num" w:pos="6480"/>
+        </w:tabs>
+        <w:ind w:left="6480" w:hanging="360"/>
+      </w:pPr>
+      <w:rPr>
+        <w:rFonts w:ascii="Wingdings" w:hAnsi="Wingdings" w:hint="default"/>
+        <w:sz w:val="20"/>
+      </w:rPr>
+    </w:lvl>
+  </w:abstractNum>
+  <w:abstractNum w:abstractNumId="23" w15:restartNumberingAfterBreak="0">
     <w:nsid w:val="59880104"/>
     <w:multiLevelType w:val="multilevel"/>
     <w:tmpl w:val="2F1EF5D4"/>
@@ -3972,7 +4962,7 @@
       </w:pPr>
     </w:lvl>
   </w:abstractNum>
-  <w:abstractNum w:abstractNumId="21" w15:restartNumberingAfterBreak="0">
+  <w:abstractNum w:abstractNumId="24" w15:restartNumberingAfterBreak="0">
     <w:nsid w:val="5D0378AA"/>
     <w:multiLevelType w:val="multilevel"/>
     <w:tmpl w:val="C3D8AA92"/>
@@ -4121,7 +5111,7 @@
       </w:rPr>
     </w:lvl>
   </w:abstractNum>
-  <w:abstractNum w:abstractNumId="22" w15:restartNumberingAfterBreak="0">
+  <w:abstractNum w:abstractNumId="25" w15:restartNumberingAfterBreak="0">
     <w:nsid w:val="612631F4"/>
     <w:multiLevelType w:val="multilevel"/>
     <w:tmpl w:val="1614425C"/>
@@ -4234,7 +5224,7 @@
       </w:pPr>
     </w:lvl>
   </w:abstractNum>
-  <w:abstractNum w:abstractNumId="23" w15:restartNumberingAfterBreak="0">
+  <w:abstractNum w:abstractNumId="26" w15:restartNumberingAfterBreak="0">
     <w:nsid w:val="63090FDC"/>
     <w:multiLevelType w:val="multilevel"/>
     <w:tmpl w:val="5C50DFF6"/>
@@ -4383,7 +5373,7 @@
       </w:rPr>
     </w:lvl>
   </w:abstractNum>
-  <w:abstractNum w:abstractNumId="24" w15:restartNumberingAfterBreak="0">
+  <w:abstractNum w:abstractNumId="27" w15:restartNumberingAfterBreak="0">
     <w:nsid w:val="63CE107A"/>
     <w:multiLevelType w:val="multilevel"/>
     <w:tmpl w:val="ACBACE38"/>
@@ -4496,7 +5486,7 @@
       </w:pPr>
     </w:lvl>
   </w:abstractNum>
-  <w:abstractNum w:abstractNumId="25" w15:restartNumberingAfterBreak="0">
+  <w:abstractNum w:abstractNumId="28" w15:restartNumberingAfterBreak="0">
     <w:nsid w:val="6AB436F7"/>
     <w:multiLevelType w:val="multilevel"/>
     <w:tmpl w:val="9C18E9FA"/>
@@ -4645,7 +5635,7 @@
       </w:rPr>
     </w:lvl>
   </w:abstractNum>
-  <w:abstractNum w:abstractNumId="26" w15:restartNumberingAfterBreak="0">
+  <w:abstractNum w:abstractNumId="29" w15:restartNumberingAfterBreak="0">
     <w:nsid w:val="6AF92D0F"/>
     <w:multiLevelType w:val="multilevel"/>
     <w:tmpl w:val="B060C21A"/>
@@ -4794,7 +5784,7 @@
       </w:rPr>
     </w:lvl>
   </w:abstractNum>
-  <w:abstractNum w:abstractNumId="27" w15:restartNumberingAfterBreak="0">
+  <w:abstractNum w:abstractNumId="30" w15:restartNumberingAfterBreak="0">
     <w:nsid w:val="76126344"/>
     <w:multiLevelType w:val="multilevel"/>
     <w:tmpl w:val="C2944796"/>
@@ -4943,7 +5933,7 @@
       </w:rPr>
     </w:lvl>
   </w:abstractNum>
-  <w:abstractNum w:abstractNumId="28" w15:restartNumberingAfterBreak="0">
+  <w:abstractNum w:abstractNumId="31" w15:restartNumberingAfterBreak="0">
     <w:nsid w:val="7973091B"/>
     <w:multiLevelType w:val="multilevel"/>
     <w:tmpl w:val="196CB956"/>
@@ -5093,13 +6083,13 @@
     </w:lvl>
   </w:abstractNum>
   <w:num w:numId="1" w16cid:durableId="373895736">
-    <w:abstractNumId w:val="21"/>
+    <w:abstractNumId w:val="24"/>
   </w:num>
   <w:num w:numId="2" w16cid:durableId="716589056">
-    <w:abstractNumId w:val="20"/>
+    <w:abstractNumId w:val="23"/>
   </w:num>
   <w:num w:numId="3" w16cid:durableId="2078042703">
-    <w:abstractNumId w:val="26"/>
+    <w:abstractNumId w:val="29"/>
   </w:num>
   <w:num w:numId="4" w16cid:durableId="392893037">
     <w:abstractNumId w:val="8"/>
@@ -5108,7 +6098,7 @@
     <w:abstractNumId w:val="3"/>
   </w:num>
   <w:num w:numId="6" w16cid:durableId="1348948566">
-    <w:abstractNumId w:val="28"/>
+    <w:abstractNumId w:val="31"/>
   </w:num>
   <w:num w:numId="7" w16cid:durableId="1775594339">
     <w:abstractNumId w:val="0"/>
@@ -5120,22 +6110,22 @@
     <w:abstractNumId w:val="10"/>
   </w:num>
   <w:num w:numId="10" w16cid:durableId="1320959464">
-    <w:abstractNumId w:val="16"/>
+    <w:abstractNumId w:val="17"/>
   </w:num>
   <w:num w:numId="11" w16cid:durableId="1203905792">
     <w:abstractNumId w:val="11"/>
   </w:num>
   <w:num w:numId="12" w16cid:durableId="1018969055">
-    <w:abstractNumId w:val="14"/>
+    <w:abstractNumId w:val="15"/>
   </w:num>
   <w:num w:numId="13" w16cid:durableId="1132475886">
     <w:abstractNumId w:val="9"/>
   </w:num>
   <w:num w:numId="14" w16cid:durableId="1705516232">
-    <w:abstractNumId w:val="12"/>
+    <w:abstractNumId w:val="13"/>
   </w:num>
   <w:num w:numId="15" w16cid:durableId="1048603792">
-    <w:abstractNumId w:val="19"/>
+    <w:abstractNumId w:val="21"/>
   </w:num>
   <w:num w:numId="16" w16cid:durableId="956136116">
     <w:abstractNumId w:val="7"/>
@@ -5144,40 +6134,49 @@
     <w:abstractNumId w:val="6"/>
   </w:num>
   <w:num w:numId="18" w16cid:durableId="364332906">
-    <w:abstractNumId w:val="22"/>
+    <w:abstractNumId w:val="25"/>
   </w:num>
   <w:num w:numId="19" w16cid:durableId="1132097821">
-    <w:abstractNumId w:val="23"/>
+    <w:abstractNumId w:val="26"/>
   </w:num>
   <w:num w:numId="20" w16cid:durableId="1069689130">
-    <w:abstractNumId w:val="15"/>
+    <w:abstractNumId w:val="16"/>
   </w:num>
   <w:num w:numId="21" w16cid:durableId="1387338808">
-    <w:abstractNumId w:val="25"/>
+    <w:abstractNumId w:val="28"/>
   </w:num>
   <w:num w:numId="22" w16cid:durableId="978724935">
-    <w:abstractNumId w:val="13"/>
+    <w:abstractNumId w:val="14"/>
   </w:num>
   <w:num w:numId="23" w16cid:durableId="2091734243">
-    <w:abstractNumId w:val="24"/>
+    <w:abstractNumId w:val="27"/>
   </w:num>
   <w:num w:numId="24" w16cid:durableId="1607034928">
-    <w:abstractNumId w:val="18"/>
+    <w:abstractNumId w:val="20"/>
   </w:num>
   <w:num w:numId="25" w16cid:durableId="1027214900">
-    <w:abstractNumId w:val="17"/>
+    <w:abstractNumId w:val="18"/>
   </w:num>
   <w:num w:numId="26" w16cid:durableId="1237860128">
     <w:abstractNumId w:val="4"/>
   </w:num>
   <w:num w:numId="27" w16cid:durableId="1280835716">
-    <w:abstractNumId w:val="27"/>
+    <w:abstractNumId w:val="30"/>
   </w:num>
   <w:num w:numId="28" w16cid:durableId="1390962284">
     <w:abstractNumId w:val="1"/>
   </w:num>
   <w:num w:numId="29" w16cid:durableId="1601523810">
     <w:abstractNumId w:val="5"/>
+  </w:num>
+  <w:num w:numId="30" w16cid:durableId="449587634">
+    <w:abstractNumId w:val="22"/>
+  </w:num>
+  <w:num w:numId="31" w16cid:durableId="295794493">
+    <w:abstractNumId w:val="19"/>
+  </w:num>
+  <w:num w:numId="32" w16cid:durableId="598218331">
+    <w:abstractNumId w:val="12"/>
   </w:num>
 </w:numbering>
 </file>
